--- a/manuscript/Supplement_Table_S1.docx
+++ b/manuscript/Supplement_Table_S1.docx
@@ -49,6 +49,24 @@
                 <w:b/>
                 <w:sz w:val="20"/>
               </w:rPr>
+              <w:t>Table S1. Six-item acceptance gate for the window-consistent ERA5 target. M1/M2 document target construction and grid; V1–V4 verify the domain-mean GFS/ERA5 ratio, annual basin precipitation, ≥20 mm/3h grid-point parity, and domain-mean time-series correlation against the paired GFS f003 times.</w:t>
+            </w:r>
+          </w:p>
+          <w:p>
+            <w:pPr>
+              <w:jc w:val="center"/>
+              <w:rPr>
+                <w:rFonts w:ascii="Times New Roman" w:hAnsi="Times New Roman" w:cs="Times New Roman" w:hint="eastAsia"/>
+                <w:b/>
+                <w:sz w:val="20"/>
+              </w:rPr>
+            </w:pPr>
+            <w:r>
+              <w:rPr>
+                <w:rFonts w:ascii="Times New Roman" w:hAnsi="Times New Roman" w:cs="Times New Roman" w:hint="eastAsia"/>
+                <w:b/>
+                <w:sz w:val="20"/>
+              </w:rPr>
               <w:t>Item</w:t>
             </w:r>
           </w:p>
@@ -456,7 +474,7 @@
                 <w:rFonts w:ascii="Times New Roman" w:hAnsi="Times New Roman" w:cs="Times New Roman" w:hint="eastAsia"/>
                 <w:sz w:val="20"/>
               </w:rPr>
-              <w:t>0.961 (old erroneous target: 3.038)</w:t>
+              <w:t>0.961 (3.038 under unaligned 3-h/1-h pairing)</w:t>
             </w:r>
           </w:p>
         </w:tc>
@@ -569,7 +587,7 @@
                 <w:rFonts w:ascii="Times New Roman" w:hAnsi="Times New Roman" w:cs="Times New Roman" w:hint="eastAsia"/>
                 <w:sz w:val="20"/>
               </w:rPr>
-              <w:t>727 mm yr-1 (old: ~235)</w:t>
+              <w:t>727 mm yr-1 (235 under unaligned pairing)</w:t>
             </w:r>
           </w:p>
         </w:tc>
@@ -649,7 +667,7 @@
           </w:tcPr>
           <w:p>
             <w:r>
-              <w:t>1.27 (907 vs 712; old: ~0.012)</w:t>
+              <w:t>1.27 (907 vs 712; ~0.012 under unaligned pairing)</w:t>
             </w:r>
           </w:p>
         </w:tc>
